--- a/az/wisdom-stories/father-and-son.docx
+++ b/az/wisdom-stories/father-and-son.docx
@@ -504,7 +504,7 @@
         <w:rPr>
           <w:lang/>
         </w:rPr>
-        <w:t xml:space="preserve"> Sevgi ürəkdə qalıb dilə və əmələ çevrilməyəndə, qarşı tərəfə yoxluq kimi görünə bilər. Barışmaq üçün ilk addımı kimin atdığından çox, o addımın vaxtında atılması vacibdir.</w:t>
+        <w:t xml:space="preserve"> Sevgi ürəkdə qalıb dilə və əmələ çevrilməyəndə qarşı tərəf özünü sevgidən məhrum hiss edə bilər. Barışmaq üçün ilk addımı kimin atdığından çox, o addımın vaxtında atılması vacibdir.</w:t>
       </w:r>
     </w:p>
     <w:p>
